--- a/ind/docx/57.content.docx
+++ b/ind/docx/57.content.docx
@@ -163,13 +163,6 @@
         <w:rPr>
           <w:lang w:val="id_ID" w:bidi="id_ID"/>
         </w:rPr>
-      </w:r>
-      <w:r>
-        <w:rPr>
-          <w:i/>
-          <w:lang w:val="id_ID" w:bidi="id_ID"/>
-        </w:rPr>
-        <w:t>Filemon 1:1, Filemon 1:1–3, Filemon 1:2, Filemon 1:3, Filemon 1:4–7, Filemon 1:5, Filemon 1:6, Filemon 1:8–9, Filemon 1:10, Filemon 1:11, Filemon 1:13–14, Filemon 1:15, Filemon 1:16, Filemon 1:18, Filemon 1:19, Filemon 1:20, Filemon 1:21, Filemon 1:22, Filemon 1:23, Filemon 1:23–25, Filemon 1:24</w:t>
       </w:r>
       <w:r>
         <w:rPr>

--- a/ind/docx/57.content.docx
+++ b/ind/docx/57.content.docx
@@ -150,19 +150,6 @@
           <w:lang w:val="id_ID" w:bidi="id_ID"/>
         </w:rPr>
         <w:t>PHM</w:t>
-      </w:r>
-      <w:r>
-        <w:rPr>
-          <w:lang w:val="id_ID" w:bidi="id_ID"/>
-        </w:rPr>
-      </w:r>
-    </w:p>
-    <w:p>
-      <w:pPr/>
-      <w:r>
-        <w:rPr>
-          <w:lang w:val="id_ID" w:bidi="id_ID"/>
-        </w:rPr>
       </w:r>
       <w:r>
         <w:rPr>

--- a/ind/docx/57.content.docx
+++ b/ind/docx/57.content.docx
@@ -19,7 +19,7 @@
         <w:rPr>
           <w:lang w:val="id_ID" w:bidi="id_ID"/>
         </w:rPr>
-        <w:t>Resource: Catatan Studi (Tyndale)</w:t>
+        <w:t>Resource: Tyndale Open Study Notes</w:t>
       </w:r>
       <w:r>
         <w:rPr>
@@ -112,7 +112,7 @@
         <w:rPr>
           <w:lang w:val="id_ID" w:bidi="id_ID"/>
         </w:rPr>
-        <w:t>Catatan Studi (Tyndale)</w:t>
+        <w:t>Tyndale Open Study Notes</w:t>
       </w:r>
     </w:p>
     <w:p>

--- a/ind/docx/57.content.docx
+++ b/ind/docx/57.content.docx
@@ -19,7 +19,7 @@
         <w:rPr>
           <w:lang w:val="id_ID" w:bidi="id_ID"/>
         </w:rPr>
-        <w:t>Resource: Tyndale Open Study Notes</w:t>
+        <w:t>Resource: Aquifer Open Study Notes</w:t>
       </w:r>
       <w:r>
         <w:rPr>
@@ -112,7 +112,7 @@
         <w:rPr>
           <w:lang w:val="id_ID" w:bidi="id_ID"/>
         </w:rPr>
-        <w:t>Tyndale Open Study Notes</w:t>
+        <w:t>Aquifer Open Study Notes</w:t>
       </w:r>
     </w:p>
     <w:p>

--- a/ind/docx/57.content.docx
+++ b/ind/docx/57.content.docx
@@ -353,36 +353,24 @@
         </w:rPr>
         <w:t>Ini bukan hanya surat pribadi untuk Filemon, tetapi juga ditujukan kepada keluarganya dan gerejanya. • Apfia mungkin adalah istri Filemon. • teman seperjuangan: atau prajurit. Hamba Kristus terlibat dalam peperangan dan harus siap berdiri teguh menghadapi oposisi (</w:t>
       </w:r>
-      <w:hyperlink r:id="rId13">
-        <w:r>
-          <w:rPr>
-            <w:lang w:val="id_ID" w:bidi="id_ID"/>
-          </w:rPr>
-          <w:rPr>
-            <w:color w:val="0000EE"/>
-            <w:u w:val="single"/>
-          </w:rPr>
-          <w:t>Ef. 6:10–17</w:t>
-        </w:r>
-      </w:hyperlink>
+      <w:r>
+        <w:rPr>
+          <w:lang w:val="id_ID" w:bidi="id_ID"/>
+        </w:rPr>
+        <w:t>Ef. 6:10–17</w:t>
+      </w:r>
       <w:r>
         <w:rPr>
           <w:lang w:val="id_ID" w:bidi="id_ID"/>
         </w:rPr>
         <w:t xml:space="preserve">). • Arkhipus mungkin adalah anak Filemon (juga disebutkan dalam </w:t>
       </w:r>
-      <w:hyperlink r:id="rId14">
-        <w:r>
-          <w:rPr>
-            <w:lang w:val="id_ID" w:bidi="id_ID"/>
-          </w:rPr>
-          <w:rPr>
-            <w:color w:val="0000EE"/>
-            <w:u w:val="single"/>
-          </w:rPr>
-          <w:t>Kol. 4:17</w:t>
-        </w:r>
-      </w:hyperlink>
+      <w:r>
+        <w:rPr>
+          <w:lang w:val="id_ID" w:bidi="id_ID"/>
+        </w:rPr>
+        <w:t>Kol. 4:17</w:t>
+      </w:r>
       <w:r>
         <w:rPr>
           <w:lang w:val="id_ID" w:bidi="id_ID"/>
@@ -401,54 +389,36 @@
         </w:rPr>
         <w:t xml:space="preserve">: Orang Kristen mula-mula berkumpul bersama di rumah-rumah pribadi (lihat juga </w:t>
       </w:r>
-      <w:hyperlink r:id="rId15">
-        <w:r>
-          <w:rPr>
-            <w:lang w:val="id_ID" w:bidi="id_ID"/>
-          </w:rPr>
-          <w:rPr>
-            <w:color w:val="0000EE"/>
-            <w:u w:val="single"/>
-          </w:rPr>
-          <w:t>Rm. 16:5</w:t>
-        </w:r>
-      </w:hyperlink>
+      <w:r>
+        <w:rPr>
+          <w:lang w:val="id_ID" w:bidi="id_ID"/>
+        </w:rPr>
+        <w:t>Rm. 16:5</w:t>
+      </w:r>
       <w:r>
         <w:rPr>
           <w:lang w:val="id_ID" w:bidi="id_ID"/>
         </w:rPr>
         <w:t xml:space="preserve">; </w:t>
       </w:r>
-      <w:hyperlink r:id="rId16">
-        <w:r>
-          <w:rPr>
-            <w:lang w:val="id_ID" w:bidi="id_ID"/>
-          </w:rPr>
-          <w:rPr>
-            <w:color w:val="0000EE"/>
-            <w:u w:val="single"/>
-          </w:rPr>
-          <w:t>1Kor. 16:19</w:t>
-        </w:r>
-      </w:hyperlink>
+      <w:r>
+        <w:rPr>
+          <w:lang w:val="id_ID" w:bidi="id_ID"/>
+        </w:rPr>
+        <w:t>1Kor. 16:19</w:t>
+      </w:r>
       <w:r>
         <w:rPr>
           <w:lang w:val="id_ID" w:bidi="id_ID"/>
         </w:rPr>
         <w:t xml:space="preserve">; </w:t>
       </w:r>
-      <w:hyperlink r:id="rId17">
-        <w:r>
-          <w:rPr>
-            <w:lang w:val="id_ID" w:bidi="id_ID"/>
-          </w:rPr>
-          <w:rPr>
-            <w:color w:val="0000EE"/>
-            <w:u w:val="single"/>
-          </w:rPr>
-          <w:t>Kol. 4:15</w:t>
-        </w:r>
-      </w:hyperlink>
+      <w:r>
+        <w:rPr>
+          <w:lang w:val="id_ID" w:bidi="id_ID"/>
+        </w:rPr>
+        <w:t>Kol. 4:15</w:t>
+      </w:r>
       <w:r>
         <w:rPr>
           <w:lang w:val="id_ID" w:bidi="id_ID"/>
@@ -503,36 +473,24 @@
         </w:rPr>
         <w:t xml:space="preserve">Kamu di sini berbentuk jamak, merujuk kepada semua yang disebutkan dalam </w:t>
       </w:r>
-      <w:hyperlink r:id="rId18">
-        <w:r>
-          <w:rPr>
-            <w:lang w:val="id_ID" w:bidi="id_ID"/>
-          </w:rPr>
-          <w:rPr>
-            <w:color w:val="0000EE"/>
-            <w:u w:val="single"/>
-          </w:rPr>
-          <w:t>1:2</w:t>
-        </w:r>
-      </w:hyperlink>
+      <w:r>
+        <w:rPr>
+          <w:lang w:val="id_ID" w:bidi="id_ID"/>
+        </w:rPr>
+        <w:t>1:2</w:t>
+      </w:r>
       <w:r>
         <w:rPr>
           <w:lang w:val="id_ID" w:bidi="id_ID"/>
         </w:rPr>
         <w:t xml:space="preserve">. • Kasih karunia dan damai sejahtera merupakan salam tradisional Yunani dan Ibrani; sekarang dipahami sebagai anugerah dari Allah (bdk. </w:t>
       </w:r>
-      <w:hyperlink r:id="rId19">
-        <w:r>
-          <w:rPr>
-            <w:lang w:val="id_ID" w:bidi="id_ID"/>
-          </w:rPr>
-          <w:rPr>
-            <w:color w:val="0000EE"/>
-            <w:u w:val="single"/>
-          </w:rPr>
-          <w:t>Rm. 5:1–2</w:t>
-        </w:r>
-      </w:hyperlink>
+      <w:r>
+        <w:rPr>
+          <w:lang w:val="id_ID" w:bidi="id_ID"/>
+        </w:rPr>
+        <w:t>Rm. 5:1–2</w:t>
+      </w:r>
       <w:r>
         <w:rPr>
           <w:lang w:val="id_ID" w:bidi="id_ID"/>
@@ -587,72 +545,48 @@
         </w:rPr>
         <w:t>Dalam surat-suratnya, Paulus biasanya mengucapkan terima kasih kepada Allah atas iman dan kasih para pembacanya serta menyebutkan doanya untuk mereka (</w:t>
       </w:r>
-      <w:hyperlink r:id="rId20">
-        <w:r>
-          <w:rPr>
-            <w:lang w:val="id_ID" w:bidi="id_ID"/>
-          </w:rPr>
-          <w:rPr>
-            <w:color w:val="0000EE"/>
-            <w:u w:val="single"/>
-          </w:rPr>
-          <w:t>Rm. 1:8–12</w:t>
-        </w:r>
-      </w:hyperlink>
+      <w:r>
+        <w:rPr>
+          <w:lang w:val="id_ID" w:bidi="id_ID"/>
+        </w:rPr>
+        <w:t>Rm. 1:8–12</w:t>
+      </w:r>
       <w:r>
         <w:rPr>
           <w:lang w:val="id_ID" w:bidi="id_ID"/>
         </w:rPr>
         <w:t xml:space="preserve">; </w:t>
       </w:r>
-      <w:hyperlink r:id="rId21">
-        <w:r>
-          <w:rPr>
-            <w:lang w:val="id_ID" w:bidi="id_ID"/>
-          </w:rPr>
-          <w:rPr>
-            <w:color w:val="0000EE"/>
-            <w:u w:val="single"/>
-          </w:rPr>
-          <w:t>1Kor. 1:4–9</w:t>
-        </w:r>
-      </w:hyperlink>
+      <w:r>
+        <w:rPr>
+          <w:lang w:val="id_ID" w:bidi="id_ID"/>
+        </w:rPr>
+        <w:t>1Kor. 1:4–9</w:t>
+      </w:r>
       <w:r>
         <w:rPr>
           <w:lang w:val="id_ID" w:bidi="id_ID"/>
         </w:rPr>
         <w:t xml:space="preserve">; </w:t>
       </w:r>
-      <w:hyperlink r:id="rId22">
-        <w:r>
-          <w:rPr>
-            <w:lang w:val="id_ID" w:bidi="id_ID"/>
-          </w:rPr>
-          <w:rPr>
-            <w:color w:val="0000EE"/>
-            <w:u w:val="single"/>
-          </w:rPr>
-          <w:t>2Kor. 1:3–11</w:t>
-        </w:r>
-      </w:hyperlink>
+      <w:r>
+        <w:rPr>
+          <w:lang w:val="id_ID" w:bidi="id_ID"/>
+        </w:rPr>
+        <w:t>2Kor. 1:3–11</w:t>
+      </w:r>
       <w:r>
         <w:rPr>
           <w:lang w:val="id_ID" w:bidi="id_ID"/>
         </w:rPr>
         <w:t xml:space="preserve">; kontras </w:t>
       </w:r>
-      <w:hyperlink r:id="rId23">
-        <w:r>
-          <w:rPr>
-            <w:lang w:val="id_ID" w:bidi="id_ID"/>
-          </w:rPr>
-          <w:rPr>
-            <w:color w:val="0000EE"/>
-            <w:u w:val="single"/>
-          </w:rPr>
-          <w:t>Gal. 1:6–10</w:t>
-        </w:r>
-      </w:hyperlink>
+      <w:r>
+        <w:rPr>
+          <w:lang w:val="id_ID" w:bidi="id_ID"/>
+        </w:rPr>
+        <w:t>Gal. 1:6–10</w:t>
+      </w:r>
       <w:r>
         <w:rPr>
           <w:lang w:val="id_ID" w:bidi="id_ID"/>
@@ -755,36 +689,24 @@
         </w:rPr>
         <w:t xml:space="preserve">Ayat ini dapat diterjemahkan dengan berbagai cara. Paulus mengisyaratkan bahwa Filemon seharusnya bersikap baik kepada Onesimus, mengingat kebaikan Allah kepada Filemon (bdk. </w:t>
       </w:r>
-      <w:hyperlink r:id="rId24">
-        <w:r>
-          <w:rPr>
-            <w:lang w:val="id_ID" w:bidi="id_ID"/>
-          </w:rPr>
-          <w:rPr>
-            <w:color w:val="0000EE"/>
-            <w:u w:val="single"/>
-          </w:rPr>
-          <w:t>1:10</w:t>
-        </w:r>
-      </w:hyperlink>
+      <w:r>
+        <w:rPr>
+          <w:lang w:val="id_ID" w:bidi="id_ID"/>
+        </w:rPr>
+        <w:t>1:10</w:t>
+      </w:r>
       <w:r>
         <w:rPr>
           <w:lang w:val="id_ID" w:bidi="id_ID"/>
         </w:rPr>
         <w:t xml:space="preserve">, </w:t>
       </w:r>
-      <w:hyperlink r:id="rId25">
-        <w:r>
-          <w:rPr>
-            <w:lang w:val="id_ID" w:bidi="id_ID"/>
-          </w:rPr>
-          <w:rPr>
-            <w:color w:val="0000EE"/>
-            <w:u w:val="single"/>
-          </w:rPr>
-          <w:t>17–19</w:t>
-        </w:r>
-      </w:hyperlink>
+      <w:r>
+        <w:rPr>
+          <w:lang w:val="id_ID" w:bidi="id_ID"/>
+        </w:rPr>
+        <w:t>17–19</w:t>
+      </w:r>
       <w:r>
         <w:rPr>
           <w:lang w:val="id_ID" w:bidi="id_ID"/>
@@ -839,18 +761,12 @@
         </w:rPr>
         <w:t>Paulus meminta bantuan karena reputasi Filemon sebagai orang yang murah hati dan penuh kasih (</w:t>
       </w:r>
-      <w:hyperlink r:id="rId26">
-        <w:r>
-          <w:rPr>
-            <w:lang w:val="id_ID" w:bidi="id_ID"/>
-          </w:rPr>
-          <w:rPr>
-            <w:color w:val="0000EE"/>
-            <w:u w:val="single"/>
-          </w:rPr>
-          <w:t>1:5–7</w:t>
-        </w:r>
-      </w:hyperlink>
+      <w:r>
+        <w:rPr>
+          <w:lang w:val="id_ID" w:bidi="id_ID"/>
+        </w:rPr>
+        <w:t>1:5–7</w:t>
+      </w:r>
       <w:r>
         <w:rPr>
           <w:lang w:val="id_ID" w:bidi="id_ID"/>
@@ -978,18 +894,12 @@
         </w:rPr>
         <w:t xml:space="preserve"> … sekarang sangat berguna: Ini mungkin permainan kata (bdk. </w:t>
       </w:r>
-      <w:hyperlink r:id="rId27">
-        <w:r>
-          <w:rPr>
-            <w:lang w:val="id_ID" w:bidi="id_ID"/>
-          </w:rPr>
-          <w:rPr>
-            <w:color w:val="0000EE"/>
-            <w:u w:val="single"/>
-          </w:rPr>
-          <w:t>1:20</w:t>
-        </w:r>
-      </w:hyperlink>
+      <w:r>
+        <w:rPr>
+          <w:lang w:val="id_ID" w:bidi="id_ID"/>
+        </w:rPr>
+        <w:t>1:20</w:t>
+      </w:r>
       <w:r>
         <w:rPr>
           <w:lang w:val="id_ID" w:bidi="id_ID"/>
@@ -1044,72 +954,48 @@
         </w:rPr>
         <w:t xml:space="preserve">Paulus mengisyaratkan keinginannya agar Filemon memilih untuk membebaskan Onesimus sehingga Onesimus dapat melayani sebagai penolong Paulus (lihat juga </w:t>
       </w:r>
-      <w:hyperlink r:id="rId28">
-        <w:r>
-          <w:rPr>
-            <w:lang w:val="id_ID" w:bidi="id_ID"/>
-          </w:rPr>
-          <w:rPr>
-            <w:color w:val="0000EE"/>
-            <w:u w:val="single"/>
-          </w:rPr>
-          <w:t>1:21</w:t>
-        </w:r>
-      </w:hyperlink>
+      <w:r>
+        <w:rPr>
+          <w:lang w:val="id_ID" w:bidi="id_ID"/>
+        </w:rPr>
+        <w:t>1:21</w:t>
+      </w:r>
       <w:r>
         <w:rPr>
           <w:lang w:val="id_ID" w:bidi="id_ID"/>
         </w:rPr>
         <w:t>). Kehidupan Kristen adalah tanggapan yang bebas terhadap kasih karunia Allah (</w:t>
       </w:r>
-      <w:hyperlink r:id="rId29">
-        <w:r>
-          <w:rPr>
-            <w:lang w:val="id_ID" w:bidi="id_ID"/>
-          </w:rPr>
-          <w:rPr>
-            <w:color w:val="0000EE"/>
-            <w:u w:val="single"/>
-          </w:rPr>
-          <w:t>Rm. 12:1</w:t>
-        </w:r>
-      </w:hyperlink>
+      <w:r>
+        <w:rPr>
+          <w:lang w:val="id_ID" w:bidi="id_ID"/>
+        </w:rPr>
+        <w:t>Rm. 12:1</w:t>
+      </w:r>
       <w:r>
         <w:rPr>
           <w:lang w:val="id_ID" w:bidi="id_ID"/>
         </w:rPr>
         <w:t xml:space="preserve">; </w:t>
       </w:r>
-      <w:hyperlink r:id="rId30">
-        <w:r>
-          <w:rPr>
-            <w:lang w:val="id_ID" w:bidi="id_ID"/>
-          </w:rPr>
-          <w:rPr>
-            <w:color w:val="0000EE"/>
-            <w:u w:val="single"/>
-          </w:rPr>
-          <w:t>Ef. 4:1</w:t>
-        </w:r>
-      </w:hyperlink>
+      <w:r>
+        <w:rPr>
+          <w:lang w:val="id_ID" w:bidi="id_ID"/>
+        </w:rPr>
+        <w:t>Ef. 4:1</w:t>
+      </w:r>
       <w:r>
         <w:rPr>
           <w:lang w:val="id_ID" w:bidi="id_ID"/>
         </w:rPr>
         <w:t xml:space="preserve">; </w:t>
       </w:r>
-      <w:hyperlink r:id="rId31">
-        <w:r>
-          <w:rPr>
-            <w:lang w:val="id_ID" w:bidi="id_ID"/>
-          </w:rPr>
-          <w:rPr>
-            <w:color w:val="0000EE"/>
-            <w:u w:val="single"/>
-          </w:rPr>
-          <w:t>Kol. 3:12–13</w:t>
-        </w:r>
-      </w:hyperlink>
+      <w:r>
+        <w:rPr>
+          <w:lang w:val="id_ID" w:bidi="id_ID"/>
+        </w:rPr>
+        <w:t>Kol. 3:12–13</w:t>
+      </w:r>
       <w:r>
         <w:rPr>
           <w:lang w:val="id_ID" w:bidi="id_ID"/>
@@ -1364,18 +1250,12 @@
         </w:rPr>
         <w:t xml:space="preserve">: Artinya, keselamatannya. Filemon berutang lebih banyak kepada Paulus daripada apa pun yang mungkin diutang Onesimus kepada Filemon. Apakah ini berarti Filemon bertobat secara langsung atau tidak langsung melalui khotbah Paulus, tidak diketahui dengan pasti (bdk. </w:t>
       </w:r>
-      <w:hyperlink r:id="rId32">
-        <w:r>
-          <w:rPr>
-            <w:lang w:val="id_ID" w:bidi="id_ID"/>
-          </w:rPr>
-          <w:rPr>
-            <w:color w:val="0000EE"/>
-            <w:u w:val="single"/>
-          </w:rPr>
-          <w:t>Kol. 1:7</w:t>
-        </w:r>
-      </w:hyperlink>
+      <w:r>
+        <w:rPr>
+          <w:lang w:val="id_ID" w:bidi="id_ID"/>
+        </w:rPr>
+        <w:t>Kol. 1:7</w:t>
+      </w:r>
       <w:r>
         <w:rPr>
           <w:lang w:val="id_ID" w:bidi="id_ID"/>
@@ -1443,18 +1323,12 @@
         </w:rPr>
         <w:t xml:space="preserve"> dalam bahasa Yunani onaimēn (“kebaikan, manfaat”) mungkin merupakan permainan kata dari nama Onesimus, yang dapat berarti “bermanfaat” (bdk. </w:t>
       </w:r>
-      <w:hyperlink r:id="rId33">
-        <w:r>
-          <w:rPr>
-            <w:lang w:val="id_ID" w:bidi="id_ID"/>
-          </w:rPr>
-          <w:rPr>
-            <w:color w:val="0000EE"/>
-            <w:u w:val="single"/>
-          </w:rPr>
-          <w:t>1:11</w:t>
-        </w:r>
-      </w:hyperlink>
+      <w:r>
+        <w:rPr>
+          <w:lang w:val="id_ID" w:bidi="id_ID"/>
+        </w:rPr>
+        <w:t>1:11</w:t>
+      </w:r>
       <w:r>
         <w:rPr>
           <w:lang w:val="id_ID" w:bidi="id_ID"/>
@@ -1509,18 +1383,12 @@
         </w:rPr>
         <w:t xml:space="preserve">Lebih dari itu, Paulus mungkin sedang memberi petunjuk bahwa dia ingin Onesimus dibebaskan (bdk. </w:t>
       </w:r>
-      <w:hyperlink r:id="rId34">
-        <w:r>
-          <w:rPr>
-            <w:lang w:val="id_ID" w:bidi="id_ID"/>
-          </w:rPr>
-          <w:rPr>
-            <w:color w:val="0000EE"/>
-            <w:u w:val="single"/>
-          </w:rPr>
-          <w:t>1:13–14</w:t>
-        </w:r>
-      </w:hyperlink>
+      <w:r>
+        <w:rPr>
+          <w:lang w:val="id_ID" w:bidi="id_ID"/>
+        </w:rPr>
+        <w:t>1:13–14</w:t>
+      </w:r>
       <w:r>
         <w:rPr>
           <w:lang w:val="id_ID" w:bidi="id_ID"/>
@@ -1623,36 +1491,24 @@
         </w:rPr>
         <w:t>Epafras adalah penduduk asli Kolose yang pertama kali membawa Kabar Baik kepada Filemon dan keluarganya (</w:t>
       </w:r>
-      <w:hyperlink r:id="rId32">
-        <w:r>
-          <w:rPr>
-            <w:lang w:val="id_ID" w:bidi="id_ID"/>
-          </w:rPr>
-          <w:rPr>
-            <w:color w:val="0000EE"/>
-            <w:u w:val="single"/>
-          </w:rPr>
-          <w:t>Kol. 1:7</w:t>
-        </w:r>
-      </w:hyperlink>
+      <w:r>
+        <w:rPr>
+          <w:lang w:val="id_ID" w:bidi="id_ID"/>
+        </w:rPr>
+        <w:t>Kol. 1:7</w:t>
+      </w:r>
       <w:r>
         <w:rPr>
           <w:lang w:val="id_ID" w:bidi="id_ID"/>
         </w:rPr>
         <w:t xml:space="preserve">; </w:t>
       </w:r>
-      <w:hyperlink r:id="rId35">
-        <w:r>
-          <w:rPr>
-            <w:lang w:val="id_ID" w:bidi="id_ID"/>
-          </w:rPr>
-          <w:rPr>
-            <w:color w:val="0000EE"/>
-            <w:u w:val="single"/>
-          </w:rPr>
-          <w:t>4:12</w:t>
-        </w:r>
-      </w:hyperlink>
+      <w:r>
+        <w:rPr>
+          <w:lang w:val="id_ID" w:bidi="id_ID"/>
+        </w:rPr>
+        <w:t>4:12</w:t>
+      </w:r>
       <w:r>
         <w:rPr>
           <w:lang w:val="id_ID" w:bidi="id_ID"/>
@@ -1707,18 +1563,12 @@
         </w:rPr>
         <w:t xml:space="preserve">Paulus biasanya menutup surat-suratnya dengan salam dari orang lain dan berkat. Bandingkan </w:t>
       </w:r>
-      <w:hyperlink r:id="rId36">
-        <w:r>
-          <w:rPr>
-            <w:lang w:val="id_ID" w:bidi="id_ID"/>
-          </w:rPr>
-          <w:rPr>
-            <w:color w:val="0000EE"/>
-            <w:u w:val="single"/>
-          </w:rPr>
-          <w:t>Kol. 4:7–18</w:t>
-        </w:r>
-      </w:hyperlink>
+      <w:r>
+        <w:rPr>
+          <w:lang w:val="id_ID" w:bidi="id_ID"/>
+        </w:rPr>
+        <w:t>Kol. 4:7–18</w:t>
+      </w:r>
       <w:r>
         <w:rPr>
           <w:lang w:val="id_ID" w:bidi="id_ID"/>
@@ -1773,36 +1623,24 @@
         </w:rPr>
         <w:t>Orang-orang ini juga disebutkan di akhir Kitab Kolose (</w:t>
       </w:r>
-      <w:hyperlink r:id="rId37">
-        <w:r>
-          <w:rPr>
-            <w:lang w:val="id_ID" w:bidi="id_ID"/>
-          </w:rPr>
-          <w:rPr>
-            <w:color w:val="0000EE"/>
-            <w:u w:val="single"/>
-          </w:rPr>
-          <w:t>Kol. 4:10</w:t>
-        </w:r>
-      </w:hyperlink>
+      <w:r>
+        <w:rPr>
+          <w:lang w:val="id_ID" w:bidi="id_ID"/>
+        </w:rPr>
+        <w:t>Kol. 4:10</w:t>
+      </w:r>
       <w:r>
         <w:rPr>
           <w:lang w:val="id_ID" w:bidi="id_ID"/>
         </w:rPr>
         <w:t xml:space="preserve">, </w:t>
       </w:r>
-      <w:hyperlink r:id="rId38">
-        <w:r>
-          <w:rPr>
-            <w:lang w:val="id_ID" w:bidi="id_ID"/>
-          </w:rPr>
-          <w:rPr>
-            <w:color w:val="0000EE"/>
-            <w:u w:val="single"/>
-          </w:rPr>
-          <w:t>14</w:t>
-        </w:r>
-      </w:hyperlink>
+      <w:r>
+        <w:rPr>
+          <w:lang w:val="id_ID" w:bidi="id_ID"/>
+        </w:rPr>
+        <w:t>14</w:t>
+      </w:r>
       <w:r>
         <w:rPr>
           <w:lang w:val="id_ID" w:bidi="id_ID"/>
@@ -1833,72 +1671,48 @@
         </w:rPr>
         <w:t>”. • Aristarkhus adalah rekan setia Paulus selama bertahun-tahun (</w:t>
       </w:r>
-      <w:hyperlink r:id="rId39">
-        <w:r>
-          <w:rPr>
-            <w:lang w:val="id_ID" w:bidi="id_ID"/>
-          </w:rPr>
-          <w:rPr>
-            <w:color w:val="0000EE"/>
-            <w:u w:val="single"/>
-          </w:rPr>
-          <w:t>Kisah. 19:29</w:t>
-        </w:r>
-      </w:hyperlink>
+      <w:r>
+        <w:rPr>
+          <w:lang w:val="id_ID" w:bidi="id_ID"/>
+        </w:rPr>
+        <w:t>Kisah. 19:29</w:t>
+      </w:r>
       <w:r>
         <w:rPr>
           <w:lang w:val="id_ID" w:bidi="id_ID"/>
         </w:rPr>
         <w:t xml:space="preserve">; </w:t>
       </w:r>
-      <w:hyperlink r:id="rId40">
-        <w:r>
-          <w:rPr>
-            <w:lang w:val="id_ID" w:bidi="id_ID"/>
-          </w:rPr>
-          <w:rPr>
-            <w:color w:val="0000EE"/>
-            <w:u w:val="single"/>
-          </w:rPr>
-          <w:t>20:4</w:t>
-        </w:r>
-      </w:hyperlink>
+      <w:r>
+        <w:rPr>
+          <w:lang w:val="id_ID" w:bidi="id_ID"/>
+        </w:rPr>
+        <w:t>20:4</w:t>
+      </w:r>
       <w:r>
         <w:rPr>
           <w:lang w:val="id_ID" w:bidi="id_ID"/>
         </w:rPr>
         <w:t xml:space="preserve">; </w:t>
       </w:r>
-      <w:hyperlink r:id="rId41">
-        <w:r>
-          <w:rPr>
-            <w:lang w:val="id_ID" w:bidi="id_ID"/>
-          </w:rPr>
-          <w:rPr>
-            <w:color w:val="0000EE"/>
-            <w:u w:val="single"/>
-          </w:rPr>
-          <w:t>27:2</w:t>
-        </w:r>
-      </w:hyperlink>
+      <w:r>
+        <w:rPr>
+          <w:lang w:val="id_ID" w:bidi="id_ID"/>
+        </w:rPr>
+        <w:t>27:2</w:t>
+      </w:r>
       <w:r>
         <w:rPr>
           <w:lang w:val="id_ID" w:bidi="id_ID"/>
         </w:rPr>
         <w:t>). • Demas adalah rekan kerja yang kemudian meninggalkan Paulus (</w:t>
       </w:r>
-      <w:hyperlink r:id="rId42">
-        <w:r>
-          <w:rPr>
-            <w:lang w:val="id_ID" w:bidi="id_ID"/>
-          </w:rPr>
-          <w:rPr>
-            <w:color w:val="0000EE"/>
-            <w:u w:val="single"/>
-          </w:rPr>
-          <w:t>2Tim. 4:10</w:t>
-        </w:r>
-      </w:hyperlink>
+      <w:r>
+        <w:rPr>
+          <w:lang w:val="id_ID" w:bidi="id_ID"/>
+        </w:rPr>
+        <w:t>2Tim. 4:10</w:t>
+      </w:r>
       <w:r>
         <w:rPr>
           <w:lang w:val="id_ID" w:bidi="id_ID"/>
